--- a/Fiche_Celia_Houmid_Bennani_2026-2027.docx
+++ b/Fiche_Celia_Houmid_Bennani_2026-2027.docx
@@ -362,7 +362,7 @@
                 <w:sz w:val="16"/>
                 <w:szCs w:val="16"/>
               </w:rPr>
-              <w:t xml:space="preserve">   2012 · 14.1</w:t>
+              <w:t xml:space="preserve">   2012 · 14.2</w:t>
             </w:r>
           </w:p>
         </w:tc>
@@ -412,7 +412,7 @@
                 <w:sz w:val="16"/>
                 <w:szCs w:val="16"/>
               </w:rPr>
-              <w:t xml:space="preserve">   2013 · 13</w:t>
+              <w:t xml:space="preserve">   2013 · 13.1</w:t>
             </w:r>
           </w:p>
         </w:tc>
@@ -720,7 +720,7 @@
                 <w:sz w:val="16"/>
                 <w:szCs w:val="16"/>
               </w:rPr>
-              <w:t xml:space="preserve">   2016 · 10.7</w:t>
+              <w:t xml:space="preserve">   2016 · 10.8</w:t>
             </w:r>
           </w:p>
         </w:tc>
@@ -775,7 +775,7 @@
                 <w:sz w:val="16"/>
                 <w:szCs w:val="16"/>
               </w:rPr>
-              <w:t xml:space="preserve">   2016 · 9.8</w:t>
+              <w:t xml:space="preserve">   2016 · 9.9</w:t>
             </w:r>
           </w:p>
         </w:tc>
@@ -1181,7 +1181,7 @@
                 <w:sz w:val="16"/>
                 <w:szCs w:val="16"/>
               </w:rPr>
-              <w:t xml:space="preserve">   1990 · 35.9</w:t>
+              <w:t xml:space="preserve">   1990 · 36</w:t>
             </w:r>
           </w:p>
         </w:tc>
@@ -1336,7 +1336,7 @@
                 <w:sz w:val="16"/>
                 <w:szCs w:val="16"/>
               </w:rPr>
-              <w:t xml:space="preserve">   1979 · 46.8</w:t>
+              <w:t xml:space="preserve">   1979 · 46.9</w:t>
             </w:r>
           </w:p>
         </w:tc>
